--- a/docs/Centinell_Especificacion_Funcional.docx
+++ b/docs/Centinell_Especificacion_Funcional.docx
@@ -181,7 +181,7 @@
           <w:rFonts w:ascii="Calibri" w:hAnsi="Calibri"/>
           <w:sz w:val="21"/>
         </w:rPr>
-        <w:t>[Módulos funcionales](#5-módulos-funcionales)</w:t>
+        <w:t>[Módulos funciónales](#5-módulos-funciónales)</w:t>
       </w:r>
     </w:p>
     <w:p>
@@ -865,7 +865,7 @@
         <w:br/>
         <w:t>│                   admin_global                       │</w:t>
         <w:br/>
-        <w:t>│           ve y gestiona todas las BUs               │</w:t>
+        <w:t>│           ve y gestióna todas las BUs               │</w:t>
         <w:br/>
         <w:t>└──────────────────────┬──────────────────────────────┘</w:t>
         <w:br/>
@@ -1898,7 +1898,7 @@
                 <w:rFonts w:ascii="Calibri" w:hAnsi="Calibri"/>
                 <w:sz w:val="20"/>
               </w:rPr>
-              <w:t>Gestionar usuarios BU</w:t>
+              <w:t>Gestiónar usuarios BU</w:t>
             </w:r>
           </w:p>
         </w:tc>
@@ -2264,7 +2264,7 @@
                 <w:rFonts w:ascii="Calibri" w:hAnsi="Calibri"/>
                 <w:sz w:val="20"/>
               </w:rPr>
-              <w:t>Gestionar todas las BUs</w:t>
+              <w:t>Gestiónar todas las BUs</w:t>
             </w:r>
           </w:p>
         </w:tc>
@@ -2357,7 +2357,7 @@
                 <w:rFonts w:ascii="Calibri" w:hAnsi="Calibri"/>
                 <w:sz w:val="20"/>
               </w:rPr>
-              <w:t>Gestionar planes</w:t>
+              <w:t>Gestiónar planes</w:t>
             </w:r>
           </w:p>
         </w:tc>
@@ -2998,7 +2998,7 @@
         <w:pStyle w:val="Heading2"/>
       </w:pPr>
       <w:r>
-        <w:t>5. Módulos funcionales</w:t>
+        <w:t>5. Módulos funciónales</w:t>
       </w:r>
     </w:p>
     <w:p>
@@ -3279,7 +3279,7 @@
         <w:pStyle w:val="Heading3"/>
       </w:pPr>
       <w:r>
-        <w:t>5.2 Configuraciones de prompt (plantillas de extracción)</w:t>
+        <w:t>5.2 Configuraciónes de prompt (plantillas de extracción)</w:t>
       </w:r>
     </w:p>
     <w:p>
@@ -3397,7 +3397,7 @@
         <w:pStyle w:val="Heading3"/>
       </w:pPr>
       <w:r>
-        <w:t>5.3 Extracciones</w:t>
+        <w:t>5.3 Extracciónes</w:t>
       </w:r>
     </w:p>
     <w:p>
@@ -3621,7 +3621,7 @@
         <w:pStyle w:val="Heading3"/>
       </w:pPr>
       <w:r>
-        <w:t>5.4 Colecciones (proceso en lote)</w:t>
+        <w:t>5.4 Colecciónes (proceso en lote)</w:t>
       </w:r>
     </w:p>
     <w:p>
@@ -3732,7 +3732,7 @@
         <w:pStyle w:val="Heading3"/>
       </w:pPr>
       <w:r>
-        <w:t>5.5 Evaluaciones (Assessments)</w:t>
+        <w:t>5.5 Evaluaciónes (Assessments)</w:t>
       </w:r>
     </w:p>
     <w:p>
@@ -4464,7 +4464,7 @@
                 <w:color w:val="FFFFFF"/>
                 <w:sz w:val="20"/>
               </w:rPr>
-              <w:t>Extracciones</w:t>
+              <w:t>Extracciónes</w:t>
             </w:r>
           </w:p>
         </w:tc>
